--- a/Knowledge/3-Work knowledge/1-Software Engineering/1-Software Engineering Fundamentals/5-My Source/4-Networks Devices/9-Types of Network Cables/4-Coaxial Cable.docx
+++ b/Knowledge/3-Work knowledge/1-Software Engineering/1-Software Engineering Fundamentals/5-My Source/4-Networks Devices/9-Types of Network Cables/4-Coaxial Cable.docx
@@ -4,72 +4,39 @@
   <w:body>
     <w:p>
       <w:pPr>
-        <w:keepNext/>
-        <w:keepLines/>
-        <w:spacing w:before="360" w:after="80" w:line="276" w:lineRule="auto"/>
-        <w:outlineLvl w:val="0"/>
-        <w:rPr>
-          <w:rFonts w:asciiTheme="majorHAnsi" w:eastAsiaTheme="majorEastAsia" w:hAnsiTheme="majorHAnsi" w:cstheme="majorBidi"/>
-          <w:color w:val="2F5496" w:themeColor="accent1" w:themeShade="BF"/>
-          <w:kern w:val="0"/>
-          <w:sz w:val="40"/>
-          <w:szCs w:val="40"/>
-          <w:lang w:val="en"/>
-          <w14:ligatures w14:val="none"/>
+        <w:pStyle w:val="Heading1"/>
+        <w:rPr>
+          <w:lang w:val="en"/>
         </w:rPr>
       </w:pPr>
       <w:bookmarkStart w:id="0" w:name="_e2663p7ixbvh" w:colFirst="0" w:colLast="0"/>
       <w:bookmarkEnd w:id="0"/>
       <w:r>
         <w:rPr>
-          <w:rFonts w:asciiTheme="majorHAnsi" w:eastAsiaTheme="majorEastAsia" w:hAnsiTheme="majorHAnsi" w:cstheme="majorBidi"/>
-          <w:color w:val="2F5496" w:themeColor="accent1" w:themeShade="BF"/>
-          <w:kern w:val="0"/>
-          <w:sz w:val="40"/>
-          <w:szCs w:val="40"/>
-          <w:lang w:val="en"/>
-          <w14:ligatures w14:val="none"/>
+          <w:lang w:val="en"/>
         </w:rPr>
         <w:t>Coaxial Cable</w:t>
       </w:r>
     </w:p>
     <w:p>
       <w:pPr>
-        <w:spacing w:before="280" w:after="80" w:line="276" w:lineRule="auto"/>
-        <w:outlineLvl w:val="1"/>
-        <w:rPr>
-          <w:rFonts w:asciiTheme="majorHAnsi" w:eastAsiaTheme="majorEastAsia" w:hAnsiTheme="majorHAnsi" w:cstheme="majorBidi"/>
-          <w:color w:val="2F5496" w:themeColor="accent1" w:themeShade="BF"/>
-          <w:kern w:val="0"/>
-          <w:sz w:val="32"/>
-          <w:szCs w:val="32"/>
-          <w:lang w:val="en"/>
-          <w14:ligatures w14:val="none"/>
+        <w:pStyle w:val="Heading2"/>
+        <w:rPr>
+          <w:lang w:val="en"/>
         </w:rPr>
       </w:pPr>
       <w:bookmarkStart w:id="1" w:name="_d4d9wj8x6u72" w:colFirst="0" w:colLast="0"/>
       <w:bookmarkEnd w:id="1"/>
       <w:r>
         <w:rPr>
-          <w:rFonts w:ascii="Segoe UI Emoji" w:eastAsiaTheme="majorEastAsia" w:hAnsi="Segoe UI Emoji" w:cs="Segoe UI Emoji"/>
-          <w:color w:val="2F5496" w:themeColor="accent1" w:themeShade="BF"/>
-          <w:kern w:val="0"/>
-          <w:sz w:val="32"/>
-          <w:szCs w:val="32"/>
-          <w:lang w:val="en"/>
-          <w14:ligatures w14:val="none"/>
+          <w:rFonts w:ascii="Segoe UI Emoji" w:hAnsi="Segoe UI Emoji" w:cs="Segoe UI Emoji"/>
+          <w:lang w:val="en"/>
         </w:rPr>
         <w:t>📡</w:t>
       </w:r>
       <w:r>
         <w:rPr>
-          <w:rFonts w:asciiTheme="majorHAnsi" w:eastAsiaTheme="majorEastAsia" w:hAnsiTheme="majorHAnsi" w:cstheme="majorBidi"/>
-          <w:color w:val="2F5496" w:themeColor="accent1" w:themeShade="BF"/>
-          <w:kern w:val="0"/>
-          <w:sz w:val="32"/>
-          <w:szCs w:val="32"/>
-          <w:lang w:val="en"/>
-          <w14:ligatures w14:val="none"/>
+          <w:lang w:val="en"/>
         </w:rPr>
         <w:t xml:space="preserve"> What Is a Coaxial Cable?</w:t>
       </w:r>
@@ -111,6 +78,7 @@
         </w:rPr>
         <w:t xml:space="preserve">: </w:t>
       </w:r>
+      <w:proofErr w:type="spellStart"/>
       <w:r>
         <w:rPr>
           <w:rFonts w:ascii="Arial" w:eastAsia="Arial" w:hAnsi="Arial" w:cs="Arial"/>
@@ -122,7 +90,21 @@
           <w:lang w:val="en"/>
           <w14:ligatures w14:val="none"/>
         </w:rPr>
-        <w:t>Chatgpt (GPT</w:t>
+        <w:t>Chatgpt</w:t>
+      </w:r>
+      <w:proofErr w:type="spellEnd"/>
+      <w:r>
+        <w:rPr>
+          <w:rFonts w:ascii="Arial" w:eastAsia="Arial" w:hAnsi="Arial" w:cs="Arial"/>
+          <w:b/>
+          <w:kern w:val="0"/>
+          <w:sz w:val="22"/>
+          <w:szCs w:val="22"/>
+          <w:highlight w:val="darkGray"/>
+          <w:lang w:val="en"/>
+          <w14:ligatures w14:val="none"/>
+        </w:rPr>
+        <w:t xml:space="preserve"> (GPT</w:t>
       </w:r>
       <w:r>
         <w:rPr>
@@ -286,31 +268,16 @@
     </w:p>
     <w:p>
       <w:pPr>
-        <w:keepNext/>
-        <w:keepLines/>
-        <w:spacing w:before="160" w:after="80" w:line="276" w:lineRule="auto"/>
-        <w:outlineLvl w:val="1"/>
-        <w:rPr>
-          <w:rFonts w:asciiTheme="majorHAnsi" w:eastAsiaTheme="majorEastAsia" w:hAnsiTheme="majorHAnsi" w:cstheme="majorBidi"/>
-          <w:color w:val="2F5496" w:themeColor="accent1" w:themeShade="BF"/>
-          <w:kern w:val="0"/>
-          <w:sz w:val="32"/>
-          <w:szCs w:val="32"/>
-          <w:lang w:val="en"/>
-          <w14:ligatures w14:val="none"/>
+        <w:pStyle w:val="Heading2"/>
+        <w:rPr>
+          <w:lang w:val="en"/>
         </w:rPr>
       </w:pPr>
       <w:bookmarkStart w:id="2" w:name="_1dswiruyzskx" w:colFirst="0" w:colLast="0"/>
       <w:bookmarkEnd w:id="2"/>
       <w:r>
         <w:rPr>
-          <w:rFonts w:asciiTheme="majorHAnsi" w:eastAsiaTheme="majorEastAsia" w:hAnsiTheme="majorHAnsi" w:cstheme="majorBidi"/>
-          <w:color w:val="2F5496" w:themeColor="accent1" w:themeShade="BF"/>
-          <w:kern w:val="0"/>
-          <w:sz w:val="32"/>
-          <w:szCs w:val="32"/>
-          <w:lang w:val="en"/>
-          <w14:ligatures w14:val="none"/>
+          <w:lang w:val="en"/>
         </w:rPr>
         <w:t>Coaxial Cable photo</w:t>
       </w:r>
@@ -366,7 +333,35 @@
           <w:lang w:val="en"/>
           <w14:ligatures w14:val="none"/>
         </w:rPr>
-        <w:t>Windows Screenshots (using Lightshot Program) at [12/18/2025]</w:t>
+        <w:t xml:space="preserve">Windows Screenshots (using </w:t>
+      </w:r>
+      <w:proofErr w:type="spellStart"/>
+      <w:r>
+        <w:rPr>
+          <w:rFonts w:ascii="Arial" w:eastAsia="Arial" w:hAnsi="Arial" w:cs="Arial"/>
+          <w:b/>
+          <w:kern w:val="0"/>
+          <w:sz w:val="22"/>
+          <w:szCs w:val="22"/>
+          <w:highlight w:val="darkGray"/>
+          <w:lang w:val="en"/>
+          <w14:ligatures w14:val="none"/>
+        </w:rPr>
+        <w:t>Lightshot</w:t>
+      </w:r>
+      <w:proofErr w:type="spellEnd"/>
+      <w:r>
+        <w:rPr>
+          <w:rFonts w:ascii="Arial" w:eastAsia="Arial" w:hAnsi="Arial" w:cs="Arial"/>
+          <w:b/>
+          <w:kern w:val="0"/>
+          <w:sz w:val="22"/>
+          <w:szCs w:val="22"/>
+          <w:highlight w:val="darkGray"/>
+          <w:lang w:val="en"/>
+          <w14:ligatures w14:val="none"/>
+        </w:rPr>
+        <w:t xml:space="preserve"> Program) at [12/18/2025]</w:t>
       </w:r>
     </w:p>
     <w:p>
@@ -455,41 +450,23 @@
     </w:p>
     <w:p>
       <w:pPr>
-        <w:spacing w:before="280" w:after="80" w:line="276" w:lineRule="auto"/>
-        <w:outlineLvl w:val="1"/>
-        <w:rPr>
-          <w:rFonts w:asciiTheme="majorHAnsi" w:eastAsiaTheme="majorEastAsia" w:hAnsiTheme="majorHAnsi" w:cstheme="majorBidi"/>
-          <w:color w:val="2F5496" w:themeColor="accent1" w:themeShade="BF"/>
-          <w:kern w:val="0"/>
-          <w:sz w:val="32"/>
-          <w:szCs w:val="32"/>
-          <w:lang w:val="en"/>
-          <w14:ligatures w14:val="none"/>
+        <w:pStyle w:val="Heading2"/>
+        <w:rPr>
+          <w:lang w:val="en"/>
         </w:rPr>
       </w:pPr>
       <w:bookmarkStart w:id="3" w:name="_367l8h32qr0q" w:colFirst="0" w:colLast="0"/>
       <w:bookmarkEnd w:id="3"/>
       <w:r>
         <w:rPr>
-          <w:rFonts w:ascii="Segoe UI Emoji" w:eastAsiaTheme="majorEastAsia" w:hAnsi="Segoe UI Emoji" w:cs="Segoe UI Emoji"/>
-          <w:color w:val="2F5496" w:themeColor="accent1" w:themeShade="BF"/>
-          <w:kern w:val="0"/>
-          <w:sz w:val="32"/>
-          <w:szCs w:val="32"/>
-          <w:lang w:val="en"/>
-          <w14:ligatures w14:val="none"/>
+          <w:rFonts w:ascii="Segoe UI Emoji" w:hAnsi="Segoe UI Emoji" w:cs="Segoe UI Emoji"/>
+          <w:lang w:val="en"/>
         </w:rPr>
         <w:t>📦</w:t>
       </w:r>
       <w:r>
         <w:rPr>
-          <w:rFonts w:asciiTheme="majorHAnsi" w:eastAsiaTheme="majorEastAsia" w:hAnsiTheme="majorHAnsi" w:cstheme="majorBidi"/>
-          <w:color w:val="2F5496" w:themeColor="accent1" w:themeShade="BF"/>
-          <w:kern w:val="0"/>
-          <w:sz w:val="32"/>
-          <w:szCs w:val="32"/>
-          <w:lang w:val="en"/>
-          <w14:ligatures w14:val="none"/>
+          <w:lang w:val="en"/>
         </w:rPr>
         <w:t xml:space="preserve"> Belongs to:</w:t>
       </w:r>
@@ -531,6 +508,7 @@
         </w:rPr>
         <w:t xml:space="preserve">: </w:t>
       </w:r>
+      <w:proofErr w:type="spellStart"/>
       <w:r>
         <w:rPr>
           <w:rFonts w:ascii="Arial" w:eastAsia="Arial" w:hAnsi="Arial" w:cs="Arial"/>
@@ -542,7 +520,21 @@
           <w:lang w:val="en"/>
           <w14:ligatures w14:val="none"/>
         </w:rPr>
-        <w:t>Chatgpt (GPT</w:t>
+        <w:t>Chatgpt</w:t>
+      </w:r>
+      <w:proofErr w:type="spellEnd"/>
+      <w:r>
+        <w:rPr>
+          <w:rFonts w:ascii="Arial" w:eastAsia="Arial" w:hAnsi="Arial" w:cs="Arial"/>
+          <w:b/>
+          <w:kern w:val="0"/>
+          <w:sz w:val="22"/>
+          <w:szCs w:val="22"/>
+          <w:highlight w:val="darkGray"/>
+          <w:lang w:val="en"/>
+          <w14:ligatures w14:val="none"/>
+        </w:rPr>
+        <w:t xml:space="preserve"> (GPT</w:t>
       </w:r>
       <w:r>
         <w:rPr>
@@ -631,15 +623,27 @@
           <w14:ligatures w14:val="none"/>
         </w:rPr>
       </w:pPr>
-      <w:r>
-        <w:rPr>
-          <w:rFonts w:ascii="Roboto Mono" w:eastAsia="Roboto Mono" w:hAnsi="Roboto Mono" w:cs="Arial"/>
-          <w:kern w:val="0"/>
-          <w:szCs w:val="22"/>
-          <w:lang w:val="en"/>
-          <w14:ligatures w14:val="none"/>
-        </w:rPr>
-        <w:t xml:space="preserve">Specifically under </w:t>
+      <w:proofErr w:type="gramStart"/>
+      <w:r>
+        <w:rPr>
+          <w:rFonts w:ascii="Roboto Mono" w:eastAsia="Roboto Mono" w:hAnsi="Roboto Mono" w:cs="Arial"/>
+          <w:kern w:val="0"/>
+          <w:szCs w:val="22"/>
+          <w:lang w:val="en"/>
+          <w14:ligatures w14:val="none"/>
+        </w:rPr>
+        <w:t>Specifically</w:t>
+      </w:r>
+      <w:proofErr w:type="gramEnd"/>
+      <w:r>
+        <w:rPr>
+          <w:rFonts w:ascii="Roboto Mono" w:eastAsia="Roboto Mono" w:hAnsi="Roboto Mono" w:cs="Arial"/>
+          <w:kern w:val="0"/>
+          <w:szCs w:val="22"/>
+          <w:lang w:val="en"/>
+          <w14:ligatures w14:val="none"/>
+        </w:rPr>
+        <w:t xml:space="preserve"> under </w:t>
       </w:r>
       <w:r>
         <w:rPr>
@@ -691,41 +695,23 @@
     </w:p>
     <w:p>
       <w:pPr>
-        <w:spacing w:before="280" w:after="80" w:line="276" w:lineRule="auto"/>
-        <w:outlineLvl w:val="1"/>
-        <w:rPr>
-          <w:rFonts w:asciiTheme="majorHAnsi" w:eastAsiaTheme="majorEastAsia" w:hAnsiTheme="majorHAnsi" w:cstheme="majorBidi"/>
-          <w:color w:val="2F5496" w:themeColor="accent1" w:themeShade="BF"/>
-          <w:kern w:val="0"/>
-          <w:sz w:val="32"/>
-          <w:szCs w:val="32"/>
-          <w:lang w:val="en"/>
-          <w14:ligatures w14:val="none"/>
+        <w:pStyle w:val="Heading2"/>
+        <w:rPr>
+          <w:lang w:val="en"/>
         </w:rPr>
       </w:pPr>
       <w:bookmarkStart w:id="4" w:name="_1x1v0kpd57dy" w:colFirst="0" w:colLast="0"/>
       <w:bookmarkEnd w:id="4"/>
       <w:r>
         <w:rPr>
-          <w:rFonts w:ascii="Segoe UI Emoji" w:eastAsiaTheme="majorEastAsia" w:hAnsi="Segoe UI Emoji" w:cs="Segoe UI Emoji"/>
-          <w:color w:val="2F5496" w:themeColor="accent1" w:themeShade="BF"/>
-          <w:kern w:val="0"/>
-          <w:sz w:val="32"/>
-          <w:szCs w:val="32"/>
-          <w:lang w:val="en"/>
-          <w14:ligatures w14:val="none"/>
+          <w:rFonts w:ascii="Segoe UI Emoji" w:hAnsi="Segoe UI Emoji" w:cs="Segoe UI Emoji"/>
+          <w:lang w:val="en"/>
         </w:rPr>
         <w:t>🧠</w:t>
       </w:r>
       <w:r>
         <w:rPr>
-          <w:rFonts w:asciiTheme="majorHAnsi" w:eastAsiaTheme="majorEastAsia" w:hAnsiTheme="majorHAnsi" w:cstheme="majorBidi"/>
-          <w:color w:val="2F5496" w:themeColor="accent1" w:themeShade="BF"/>
-          <w:kern w:val="0"/>
-          <w:sz w:val="32"/>
-          <w:szCs w:val="32"/>
-          <w:lang w:val="en"/>
-          <w14:ligatures w14:val="none"/>
+          <w:lang w:val="en"/>
         </w:rPr>
         <w:t xml:space="preserve"> Key Structure</w:t>
       </w:r>
@@ -767,6 +753,7 @@
         </w:rPr>
         <w:t xml:space="preserve">: </w:t>
       </w:r>
+      <w:proofErr w:type="spellStart"/>
       <w:r>
         <w:rPr>
           <w:rFonts w:ascii="Arial" w:eastAsia="Arial" w:hAnsi="Arial" w:cs="Arial"/>
@@ -778,7 +765,21 @@
           <w:lang w:val="en"/>
           <w14:ligatures w14:val="none"/>
         </w:rPr>
-        <w:t>Chatgpt (GPT</w:t>
+        <w:t>Chatgpt</w:t>
+      </w:r>
+      <w:proofErr w:type="spellEnd"/>
+      <w:r>
+        <w:rPr>
+          <w:rFonts w:ascii="Arial" w:eastAsia="Arial" w:hAnsi="Arial" w:cs="Arial"/>
+          <w:b/>
+          <w:kern w:val="0"/>
+          <w:sz w:val="22"/>
+          <w:szCs w:val="22"/>
+          <w:highlight w:val="darkGray"/>
+          <w:lang w:val="en"/>
+          <w14:ligatures w14:val="none"/>
+        </w:rPr>
+        <w:t xml:space="preserve"> (GPT</w:t>
       </w:r>
       <w:r>
         <w:rPr>
@@ -874,6 +875,7 @@
           <w:lang w:val="en"/>
           <w14:ligatures w14:val="none"/>
         </w:rPr>
+        <w:lastRenderedPageBreak/>
         <w:drawing>
           <wp:inline distT="114300" distB="114300" distL="114300" distR="114300" wp14:anchorId="1493B228" wp14:editId="012672CA">
             <wp:extent cx="5943600" cy="685800"/>
@@ -991,8 +993,20 @@
           <w:lang w:val="en"/>
           <w14:ligatures w14:val="none"/>
         </w:rPr>
-        <w:t xml:space="preserve"> [Inner Copper Conductor]\</w:t>
-      </w:r>
+        <w:t xml:space="preserve"> [Inner Copper </w:t>
+      </w:r>
+      <w:proofErr w:type="gramStart"/>
+      <w:r>
+        <w:rPr>
+          <w:rFonts w:ascii="Roboto Mono" w:eastAsia="Roboto Mono" w:hAnsi="Roboto Mono" w:cs="Arial Unicode MS"/>
+          <w:kern w:val="0"/>
+          <w:szCs w:val="22"/>
+          <w:lang w:val="en"/>
+          <w14:ligatures w14:val="none"/>
+        </w:rPr>
+        <w:t>Conductor]\</w:t>
+      </w:r>
+      <w:proofErr w:type="gramEnd"/>
     </w:p>
     <w:p>
       <w:pPr>
@@ -1564,41 +1578,23 @@
     </w:p>
     <w:p>
       <w:pPr>
-        <w:spacing w:before="280" w:after="80" w:line="276" w:lineRule="auto"/>
-        <w:outlineLvl w:val="1"/>
-        <w:rPr>
-          <w:rFonts w:asciiTheme="majorHAnsi" w:eastAsiaTheme="majorEastAsia" w:hAnsiTheme="majorHAnsi" w:cstheme="majorBidi"/>
-          <w:color w:val="2F5496" w:themeColor="accent1" w:themeShade="BF"/>
-          <w:kern w:val="0"/>
-          <w:sz w:val="32"/>
-          <w:szCs w:val="32"/>
-          <w:lang w:val="en"/>
-          <w14:ligatures w14:val="none"/>
+        <w:pStyle w:val="Heading2"/>
+        <w:rPr>
+          <w:lang w:val="en"/>
         </w:rPr>
       </w:pPr>
       <w:bookmarkStart w:id="5" w:name="_cvzsmmot4y8s" w:colFirst="0" w:colLast="0"/>
       <w:bookmarkEnd w:id="5"/>
       <w:r>
         <w:rPr>
-          <w:rFonts w:ascii="Segoe UI Emoji" w:eastAsiaTheme="majorEastAsia" w:hAnsi="Segoe UI Emoji" w:cs="Segoe UI Emoji"/>
-          <w:color w:val="2F5496" w:themeColor="accent1" w:themeShade="BF"/>
-          <w:kern w:val="0"/>
-          <w:sz w:val="32"/>
-          <w:szCs w:val="32"/>
-          <w:lang w:val="en"/>
-          <w14:ligatures w14:val="none"/>
+          <w:rFonts w:ascii="Segoe UI Emoji" w:hAnsi="Segoe UI Emoji" w:cs="Segoe UI Emoji"/>
+          <w:lang w:val="en"/>
         </w:rPr>
         <w:t>🔌</w:t>
       </w:r>
       <w:r>
         <w:rPr>
-          <w:rFonts w:asciiTheme="majorHAnsi" w:eastAsiaTheme="majorEastAsia" w:hAnsiTheme="majorHAnsi" w:cstheme="majorBidi"/>
-          <w:color w:val="2F5496" w:themeColor="accent1" w:themeShade="BF"/>
-          <w:kern w:val="0"/>
-          <w:sz w:val="32"/>
-          <w:szCs w:val="32"/>
-          <w:lang w:val="en"/>
-          <w14:ligatures w14:val="none"/>
+          <w:lang w:val="en"/>
         </w:rPr>
         <w:t xml:space="preserve"> Common Types of Coaxial Cable</w:t>
       </w:r>
@@ -1640,6 +1636,7 @@
         </w:rPr>
         <w:t xml:space="preserve">: </w:t>
       </w:r>
+      <w:proofErr w:type="spellStart"/>
       <w:r>
         <w:rPr>
           <w:rFonts w:ascii="Arial" w:eastAsia="Arial" w:hAnsi="Arial" w:cs="Arial"/>
@@ -1651,7 +1648,21 @@
           <w:lang w:val="en"/>
           <w14:ligatures w14:val="none"/>
         </w:rPr>
-        <w:t>Chatgpt (GPT</w:t>
+        <w:t>Chatgpt</w:t>
+      </w:r>
+      <w:proofErr w:type="spellEnd"/>
+      <w:r>
+        <w:rPr>
+          <w:rFonts w:ascii="Arial" w:eastAsia="Arial" w:hAnsi="Arial" w:cs="Arial"/>
+          <w:b/>
+          <w:kern w:val="0"/>
+          <w:sz w:val="22"/>
+          <w:szCs w:val="22"/>
+          <w:highlight w:val="darkGray"/>
+          <w:lang w:val="en"/>
+          <w14:ligatures w14:val="none"/>
+        </w:rPr>
+        <w:t xml:space="preserve"> (GPT</w:t>
       </w:r>
       <w:r>
         <w:rPr>
@@ -1702,6 +1713,7 @@
           <w:lang w:val="en"/>
           <w14:ligatures w14:val="none"/>
         </w:rPr>
+        <w:lastRenderedPageBreak/>
         <w:drawing>
           <wp:inline distT="114300" distB="114300" distL="114300" distR="114300" wp14:anchorId="2C13E0BF" wp14:editId="11A1C6B9">
             <wp:extent cx="5943600" cy="1562100"/>
@@ -2224,43 +2236,111 @@
     </w:p>
     <w:p>
       <w:pPr>
-        <w:spacing w:before="280" w:after="80" w:line="276" w:lineRule="auto"/>
-        <w:outlineLvl w:val="1"/>
-        <w:rPr>
-          <w:rFonts w:asciiTheme="majorHAnsi" w:eastAsiaTheme="majorEastAsia" w:hAnsiTheme="majorHAnsi" w:cstheme="majorBidi"/>
-          <w:color w:val="2F5496" w:themeColor="accent1" w:themeShade="BF"/>
-          <w:kern w:val="0"/>
-          <w:sz w:val="32"/>
-          <w:szCs w:val="32"/>
-          <w:lang w:val="en"/>
-          <w14:ligatures w14:val="none"/>
+        <w:pStyle w:val="Heading2"/>
+        <w:rPr>
+          <w:lang w:val="en"/>
         </w:rPr>
       </w:pPr>
       <w:bookmarkStart w:id="6" w:name="_d1za49g5rdej" w:colFirst="0" w:colLast="0"/>
       <w:bookmarkEnd w:id="6"/>
       <w:r>
         <w:rPr>
-          <w:rFonts w:ascii="Segoe UI Emoji" w:eastAsiaTheme="majorEastAsia" w:hAnsi="Segoe UI Emoji" w:cs="Segoe UI Emoji"/>
-          <w:color w:val="2F5496" w:themeColor="accent1" w:themeShade="BF"/>
-          <w:kern w:val="0"/>
-          <w:sz w:val="32"/>
-          <w:szCs w:val="32"/>
-          <w:lang w:val="en"/>
-          <w14:ligatures w14:val="none"/>
+          <w:rFonts w:ascii="Segoe UI Emoji" w:hAnsi="Segoe UI Emoji" w:cs="Segoe UI Emoji"/>
+          <w:lang w:val="en"/>
         </w:rPr>
         <w:t>🧾</w:t>
       </w:r>
       <w:r>
         <w:rPr>
-          <w:rFonts w:asciiTheme="majorHAnsi" w:eastAsiaTheme="majorEastAsia" w:hAnsiTheme="majorHAnsi" w:cstheme="majorBidi"/>
-          <w:color w:val="2F5496" w:themeColor="accent1" w:themeShade="BF"/>
-          <w:kern w:val="0"/>
-          <w:sz w:val="32"/>
-          <w:szCs w:val="32"/>
-          <w:lang w:val="en"/>
-          <w14:ligatures w14:val="none"/>
+          <w:lang w:val="en"/>
         </w:rPr>
         <w:t xml:space="preserve"> Common Uses</w:t>
+      </w:r>
+    </w:p>
+    <w:p>
+      <w:pPr>
+        <w:rPr>
+          <w:lang w:val="en"/>
+        </w:rPr>
+      </w:pPr>
+      <w:r>
+        <w:rPr>
+          <w:rFonts w:ascii="Arial" w:eastAsia="Arial" w:hAnsi="Arial" w:cs="Arial"/>
+          <w:b/>
+          <w:kern w:val="0"/>
+          <w:sz w:val="22"/>
+          <w:szCs w:val="22"/>
+          <w:highlight w:val="darkGray"/>
+          <w:lang w:val="en"/>
+          <w14:ligatures w14:val="none"/>
+        </w:rPr>
+        <w:t># Source</w:t>
+      </w:r>
+      <w:r>
+        <w:rPr>
+          <w:rFonts w:ascii="Arial" w:eastAsia="Arial" w:hAnsi="Arial" w:cs="Arial"/>
+          <w:kern w:val="0"/>
+          <w:sz w:val="22"/>
+          <w:szCs w:val="22"/>
+          <w:highlight w:val="darkGray"/>
+          <w:lang w:val="en"/>
+          <w14:ligatures w14:val="none"/>
+        </w:rPr>
+        <w:t xml:space="preserve">: </w:t>
+      </w:r>
+      <w:proofErr w:type="spellStart"/>
+      <w:r>
+        <w:rPr>
+          <w:rFonts w:ascii="Arial" w:eastAsia="Arial" w:hAnsi="Arial" w:cs="Arial"/>
+          <w:b/>
+          <w:kern w:val="0"/>
+          <w:sz w:val="22"/>
+          <w:szCs w:val="22"/>
+          <w:highlight w:val="darkGray"/>
+          <w:lang w:val="en"/>
+          <w14:ligatures w14:val="none"/>
+        </w:rPr>
+        <w:t>Chatgpt</w:t>
+      </w:r>
+      <w:proofErr w:type="spellEnd"/>
+      <w:r>
+        <w:rPr>
+          <w:rFonts w:ascii="Arial" w:eastAsia="Arial" w:hAnsi="Arial" w:cs="Arial"/>
+          <w:b/>
+          <w:kern w:val="0"/>
+          <w:sz w:val="22"/>
+          <w:szCs w:val="22"/>
+          <w:highlight w:val="darkGray"/>
+          <w:lang w:val="en"/>
+          <w14:ligatures w14:val="none"/>
+        </w:rPr>
+        <w:t xml:space="preserve"> (GPT</w:t>
+      </w:r>
+      <w:r>
+        <w:rPr>
+          <w:rFonts w:ascii="Cambria Math" w:eastAsia="Arial" w:hAnsi="Cambria Math" w:cs="Cambria Math"/>
+          <w:b/>
+          <w:kern w:val="0"/>
+          <w:sz w:val="22"/>
+          <w:szCs w:val="22"/>
+          <w:highlight w:val="darkGray"/>
+          <w:lang w:val="en"/>
+          <w14:ligatures w14:val="none"/>
+        </w:rPr>
+        <w:t>‑</w:t>
+      </w:r>
+      <w:r>
+        <w:rPr>
+          <w:rFonts w:ascii="Arial" w:eastAsia="Arial" w:hAnsi="Arial" w:cs="Arial"/>
+          <w:b/>
+          <w:kern w:val="0"/>
+          <w:sz w:val="22"/>
+          <w:szCs w:val="22"/>
+          <w:highlight w:val="darkGray"/>
+          <w:lang w:val="en"/>
+          <w14:ligatures w14:val="none"/>
+        </w:rPr>
+        <w:t>5 Mini) at [12/18/2025]</w:t>
       </w:r>
     </w:p>
     <w:p>
@@ -2611,16 +2691,9 @@
     </w:p>
     <w:p>
       <w:pPr>
-        <w:spacing w:before="280" w:after="80" w:line="276" w:lineRule="auto"/>
-        <w:outlineLvl w:val="1"/>
-        <w:rPr>
-          <w:rFonts w:asciiTheme="majorHAnsi" w:eastAsiaTheme="majorEastAsia" w:hAnsiTheme="majorHAnsi" w:cstheme="majorBidi"/>
-          <w:color w:val="2F5496" w:themeColor="accent1" w:themeShade="BF"/>
-          <w:kern w:val="0"/>
-          <w:sz w:val="32"/>
-          <w:szCs w:val="32"/>
-          <w:lang w:val="en"/>
-          <w14:ligatures w14:val="none"/>
+        <w:pStyle w:val="Heading2"/>
+        <w:rPr>
+          <w:lang w:val="en"/>
         </w:rPr>
       </w:pPr>
       <w:bookmarkStart w:id="7" w:name="_c50l4066un0h" w:colFirst="0" w:colLast="0"/>
@@ -2628,24 +2701,15 @@
       <w:r>
         <w:rPr>
           <w:rFonts w:ascii="Segoe UI Emoji" w:eastAsia="Arial Unicode MS" w:hAnsi="Segoe UI Emoji" w:cs="Segoe UI Emoji"/>
-          <w:color w:val="2F5496" w:themeColor="accent1" w:themeShade="BF"/>
-          <w:kern w:val="0"/>
-          <w:sz w:val="32"/>
-          <w:szCs w:val="32"/>
-          <w:lang w:val="en"/>
-          <w14:ligatures w14:val="none"/>
-        </w:rPr>
+          <w:lang w:val="en"/>
+        </w:rPr>
+        <w:lastRenderedPageBreak/>
         <w:t>✅</w:t>
       </w:r>
       <w:r>
         <w:rPr>
-          <w:rFonts w:ascii="Arial Unicode MS" w:eastAsia="Arial Unicode MS" w:hAnsi="Arial Unicode MS" w:cs="Arial Unicode MS"/>
-          <w:color w:val="2F5496" w:themeColor="accent1" w:themeShade="BF"/>
-          <w:kern w:val="0"/>
-          <w:sz w:val="32"/>
-          <w:szCs w:val="32"/>
-          <w:lang w:val="en"/>
-          <w14:ligatures w14:val="none"/>
+          <w:rFonts w:eastAsia="Arial Unicode MS"/>
+          <w:lang w:val="en"/>
         </w:rPr>
         <w:t xml:space="preserve"> Advantages</w:t>
       </w:r>
@@ -2687,6 +2751,7 @@
         </w:rPr>
         <w:t xml:space="preserve">: </w:t>
       </w:r>
+      <w:proofErr w:type="spellStart"/>
       <w:r>
         <w:rPr>
           <w:rFonts w:ascii="Arial" w:eastAsia="Arial" w:hAnsi="Arial" w:cs="Arial"/>
@@ -2698,7 +2763,21 @@
           <w:lang w:val="en"/>
           <w14:ligatures w14:val="none"/>
         </w:rPr>
-        <w:t>Chatgpt (GPT</w:t>
+        <w:t>Chatgpt</w:t>
+      </w:r>
+      <w:proofErr w:type="spellEnd"/>
+      <w:r>
+        <w:rPr>
+          <w:rFonts w:ascii="Arial" w:eastAsia="Arial" w:hAnsi="Arial" w:cs="Arial"/>
+          <w:b/>
+          <w:kern w:val="0"/>
+          <w:sz w:val="22"/>
+          <w:szCs w:val="22"/>
+          <w:highlight w:val="darkGray"/>
+          <w:lang w:val="en"/>
+          <w14:ligatures w14:val="none"/>
+        </w:rPr>
+        <w:t xml:space="preserve"> (GPT</w:t>
       </w:r>
       <w:r>
         <w:rPr>
@@ -3008,16 +3087,9 @@
     </w:p>
     <w:p>
       <w:pPr>
-        <w:spacing w:before="280" w:after="80" w:line="276" w:lineRule="auto"/>
-        <w:outlineLvl w:val="1"/>
-        <w:rPr>
-          <w:rFonts w:asciiTheme="majorHAnsi" w:eastAsiaTheme="majorEastAsia" w:hAnsiTheme="majorHAnsi" w:cstheme="majorBidi"/>
-          <w:color w:val="2F5496" w:themeColor="accent1" w:themeShade="BF"/>
-          <w:kern w:val="0"/>
-          <w:sz w:val="32"/>
-          <w:szCs w:val="32"/>
-          <w:lang w:val="en"/>
-          <w14:ligatures w14:val="none"/>
+        <w:pStyle w:val="Heading2"/>
+        <w:rPr>
+          <w:lang w:val="en"/>
         </w:rPr>
       </w:pPr>
       <w:bookmarkStart w:id="8" w:name="_8xoj3822pwmj" w:colFirst="0" w:colLast="0"/>
@@ -3025,24 +3097,14 @@
       <w:r>
         <w:rPr>
           <w:rFonts w:ascii="Segoe UI Emoji" w:eastAsia="Arial Unicode MS" w:hAnsi="Segoe UI Emoji" w:cs="Segoe UI Emoji"/>
-          <w:color w:val="2F5496" w:themeColor="accent1" w:themeShade="BF"/>
-          <w:kern w:val="0"/>
-          <w:sz w:val="32"/>
-          <w:szCs w:val="32"/>
-          <w:lang w:val="en"/>
-          <w14:ligatures w14:val="none"/>
+          <w:lang w:val="en"/>
         </w:rPr>
         <w:t>❌</w:t>
       </w:r>
       <w:r>
         <w:rPr>
-          <w:rFonts w:ascii="Arial Unicode MS" w:eastAsia="Arial Unicode MS" w:hAnsi="Arial Unicode MS" w:cs="Arial Unicode MS"/>
-          <w:color w:val="2F5496" w:themeColor="accent1" w:themeShade="BF"/>
-          <w:kern w:val="0"/>
-          <w:sz w:val="32"/>
-          <w:szCs w:val="32"/>
-          <w:lang w:val="en"/>
-          <w14:ligatures w14:val="none"/>
+          <w:rFonts w:eastAsia="Arial Unicode MS"/>
+          <w:lang w:val="en"/>
         </w:rPr>
         <w:t xml:space="preserve"> Disadvantages</w:t>
       </w:r>
@@ -3084,6 +3146,7 @@
         </w:rPr>
         <w:t xml:space="preserve">: </w:t>
       </w:r>
+      <w:proofErr w:type="spellStart"/>
       <w:r>
         <w:rPr>
           <w:rFonts w:ascii="Arial" w:eastAsia="Arial" w:hAnsi="Arial" w:cs="Arial"/>
@@ -3095,7 +3158,21 @@
           <w:lang w:val="en"/>
           <w14:ligatures w14:val="none"/>
         </w:rPr>
-        <w:t>Chatgpt (GPT</w:t>
+        <w:t>Chatgpt</w:t>
+      </w:r>
+      <w:proofErr w:type="spellEnd"/>
+      <w:r>
+        <w:rPr>
+          <w:rFonts w:ascii="Arial" w:eastAsia="Arial" w:hAnsi="Arial" w:cs="Arial"/>
+          <w:b/>
+          <w:kern w:val="0"/>
+          <w:sz w:val="22"/>
+          <w:szCs w:val="22"/>
+          <w:highlight w:val="darkGray"/>
+          <w:lang w:val="en"/>
+          <w14:ligatures w14:val="none"/>
+        </w:rPr>
+        <w:t xml:space="preserve"> (GPT</w:t>
       </w:r>
       <w:r>
         <w:rPr>
@@ -3492,41 +3569,24 @@
     </w:p>
     <w:p>
       <w:pPr>
-        <w:spacing w:before="280" w:after="80" w:line="276" w:lineRule="auto"/>
-        <w:outlineLvl w:val="1"/>
-        <w:rPr>
-          <w:rFonts w:asciiTheme="majorHAnsi" w:eastAsiaTheme="majorEastAsia" w:hAnsiTheme="majorHAnsi" w:cstheme="majorBidi"/>
-          <w:color w:val="2F5496" w:themeColor="accent1" w:themeShade="BF"/>
-          <w:kern w:val="0"/>
-          <w:sz w:val="32"/>
-          <w:szCs w:val="32"/>
-          <w:lang w:val="en"/>
-          <w14:ligatures w14:val="none"/>
+        <w:pStyle w:val="Heading2"/>
+        <w:rPr>
+          <w:lang w:val="en"/>
         </w:rPr>
       </w:pPr>
       <w:bookmarkStart w:id="9" w:name="_249nqua5rasd" w:colFirst="0" w:colLast="0"/>
       <w:bookmarkEnd w:id="9"/>
       <w:r>
         <w:rPr>
-          <w:rFonts w:ascii="Segoe UI Emoji" w:eastAsiaTheme="majorEastAsia" w:hAnsi="Segoe UI Emoji" w:cs="Segoe UI Emoji"/>
-          <w:color w:val="2F5496" w:themeColor="accent1" w:themeShade="BF"/>
-          <w:kern w:val="0"/>
-          <w:sz w:val="32"/>
-          <w:szCs w:val="32"/>
-          <w:lang w:val="en"/>
-          <w14:ligatures w14:val="none"/>
-        </w:rPr>
+          <w:rFonts w:ascii="Segoe UI Emoji" w:hAnsi="Segoe UI Emoji" w:cs="Segoe UI Emoji"/>
+          <w:lang w:val="en"/>
+        </w:rPr>
+        <w:lastRenderedPageBreak/>
         <w:t>📌</w:t>
       </w:r>
       <w:r>
         <w:rPr>
-          <w:rFonts w:asciiTheme="majorHAnsi" w:eastAsiaTheme="majorEastAsia" w:hAnsiTheme="majorHAnsi" w:cstheme="majorBidi"/>
-          <w:color w:val="2F5496" w:themeColor="accent1" w:themeShade="BF"/>
-          <w:kern w:val="0"/>
-          <w:sz w:val="32"/>
-          <w:szCs w:val="32"/>
-          <w:lang w:val="en"/>
-          <w14:ligatures w14:val="none"/>
+          <w:lang w:val="en"/>
         </w:rPr>
         <w:t xml:space="preserve"> Summary</w:t>
       </w:r>
@@ -3568,6 +3628,7 @@
         </w:rPr>
         <w:t xml:space="preserve">: </w:t>
       </w:r>
+      <w:proofErr w:type="spellStart"/>
       <w:r>
         <w:rPr>
           <w:rFonts w:ascii="Arial" w:eastAsia="Arial" w:hAnsi="Arial" w:cs="Arial"/>
@@ -3579,7 +3640,21 @@
           <w:lang w:val="en"/>
           <w14:ligatures w14:val="none"/>
         </w:rPr>
-        <w:t>Chatgpt (GPT</w:t>
+        <w:t>Chatgpt</w:t>
+      </w:r>
+      <w:proofErr w:type="spellEnd"/>
+      <w:r>
+        <w:rPr>
+          <w:rFonts w:ascii="Arial" w:eastAsia="Arial" w:hAnsi="Arial" w:cs="Arial"/>
+          <w:b/>
+          <w:kern w:val="0"/>
+          <w:sz w:val="22"/>
+          <w:szCs w:val="22"/>
+          <w:highlight w:val="darkGray"/>
+          <w:lang w:val="en"/>
+          <w14:ligatures w14:val="none"/>
+        </w:rPr>
+        <w:t xml:space="preserve"> (GPT</w:t>
       </w:r>
       <w:r>
         <w:rPr>
@@ -5155,7 +5230,6 @@
     <w:next w:val="Normal"/>
     <w:link w:val="Heading2Char"/>
     <w:uiPriority w:val="9"/>
-    <w:semiHidden/>
     <w:unhideWhenUsed/>
     <w:qFormat/>
     <w:rsid w:val="009A063F"/>
@@ -5372,7 +5446,6 @@
     <w:basedOn w:val="DefaultParagraphFont"/>
     <w:link w:val="Heading2"/>
     <w:uiPriority w:val="9"/>
-    <w:semiHidden/>
     <w:rsid w:val="009A063F"/>
     <w:rPr>
       <w:rFonts w:asciiTheme="majorHAnsi" w:eastAsiaTheme="majorEastAsia" w:hAnsiTheme="majorHAnsi" w:cstheme="majorBidi"/>
